--- a/docs/srs/SRS-CalisFacu.docx
+++ b/docs/srs/SRS-CalisFacu.docx
@@ -37,7 +37,7 @@
           <w:color w:val="767171"/>
           <w:sz w:val="24"/>
         </w:rPr>
-        <w:t>Equipo L-001 · COM450 Calidad de Software · Gestión II/2026 · Versión 1.0</w:t>
+        <w:t>Equipo L-001 · COM450 Calidad de Software · Gestión II/2026 · Versión 1.1</w:t>
       </w:r>
     </w:p>
     <w:p>
@@ -1070,7 +1070,7 @@
         <w:spacing w:after="80" w:line="276" w:lineRule="auto"/>
       </w:pPr>
       <w:r>
-        <w:t>Infraestructura de planes gratuitos (Render, Vercel): ver los riesgos R04 y R10 del SQAP.</w:t>
+        <w:t>Infraestructura de planes gratuitos (Render): ver los riesgos R04 y R10 del SQAP.</w:t>
       </w:r>
     </w:p>
     <w:p>
@@ -1086,7 +1086,7 @@
         <w:spacing w:after="120" w:line="276" w:lineRule="auto"/>
       </w:pPr>
       <w:r>
-        <w:t>Las reglas marcadas con ❓ deben confirmarse con el cliente el día 1 de la semana 1 (SQAP, Anexo F):</w:t>
+        <w:t>Las preguntas abiertas se resolvieron el 13/10/2026; la decisión de cada una (D1 a D9) está en docs/backlog/reglas-ministerio.md:</w:t>
       </w:r>
     </w:p>
     <w:p>
@@ -1097,6 +1097,12 @@
       <w:r>
         <w:t>1. ¿La nota anual es el promedio de los tres trimestres?</w:t>
       </w:r>
+      <w:r>
+        <w:rPr>
+          <w:b/>
+        </w:rPr>
+        <w:t xml:space="preserve"> Sí (D3).</w:t>
+      </w:r>
     </w:p>
     <w:p>
       <w:pPr>
@@ -1106,6 +1112,12 @@
       <w:r>
         <w:t>2. ¿Se admite 0 en una actividad no presentada? (Hoy la escala es de 1 a 100.)</w:t>
       </w:r>
+      <w:r>
+        <w:rPr>
+          <w:b/>
+        </w:rPr>
+        <w:t xml:space="preserve"> No, la escala es de 1 a 100 (D1).</w:t>
+      </w:r>
     </w:p>
     <w:p>
       <w:pPr>
@@ -1115,6 +1127,12 @@
       <w:r>
         <w:t>3. ¿El redondeo es al entero más cercano, con 0,5 hacia arriba?</w:t>
       </w:r>
+      <w:r>
+        <w:rPr>
+          <w:b/>
+        </w:rPr>
+        <w:t xml:space="preserve"> Sí (D2).</w:t>
+      </w:r>
     </w:p>
     <w:p>
       <w:pPr>
@@ -1124,6 +1142,12 @@
       <w:r>
         <w:t>4. ¿Una licencia cuenta como asistencia? ¿Cuál es el umbral de asistencia para marcar "en riesgo"?</w:t>
       </w:r>
+      <w:r>
+        <w:rPr>
+          <w:b/>
+        </w:rPr>
+        <w:t xml:space="preserve"> Sí; menos de 80 %, configurable (D5, D6).</w:t>
+      </w:r>
     </w:p>
     <w:p>
       <w:pPr>
@@ -1132,6 +1156,12 @@
       </w:pPr>
       <w:r>
         <w:t>5. Si una dimensión todavía no tiene notas, ¿la nota trimestral queda "pendiente" o la dimensión cuenta como 0?</w:t>
+      </w:r>
+      <w:r>
+        <w:rPr>
+          <w:b/>
+        </w:rPr>
+        <w:t xml:space="preserve"> Pendiente (D4).</w:t>
       </w:r>
     </w:p>
     <w:p>
@@ -5228,6 +5258,126 @@
                 <w:sz w:val="19"/>
               </w:rPr>
               <w:t>Versión inicial a partir del backlog v2.0, las reglas de la RM 001/2026 y el Anexo A del SQAP.</w:t>
+            </w:r>
+          </w:p>
+        </w:tc>
+        <w:tc>
+          <w:tcPr>
+            <w:tcW w:w="778" w:type="dxa"/>
+            <w:tcMar>
+              <w:top w:w="60" w:type="dxa"/>
+              <w:left w:w="100" w:type="dxa"/>
+              <w:bottom w:w="60" w:type="dxa"/>
+              <w:right w:w="100" w:type="dxa"/>
+            </w:tcMar>
+            <w:vAlign w:val="center"/>
+          </w:tcPr>
+          <w:p>
+            <w:pPr>
+              <w:spacing w:after="0" w:line="260" w:lineRule="auto"/>
+            </w:pPr>
+            <w:r>
+              <w:rPr>
+                <w:sz w:val="19"/>
+              </w:rPr>
+              <w:t>Lujan</w:t>
+            </w:r>
+          </w:p>
+        </w:tc>
+        <w:tc>
+          <w:tcPr>
+            <w:tcW w:w="987" w:type="dxa"/>
+            <w:tcMar>
+              <w:top w:w="60" w:type="dxa"/>
+              <w:left w:w="100" w:type="dxa"/>
+              <w:bottom w:w="60" w:type="dxa"/>
+              <w:right w:w="100" w:type="dxa"/>
+            </w:tcMar>
+            <w:vAlign w:val="center"/>
+          </w:tcPr>
+          <w:p>
+            <w:pPr>
+              <w:spacing w:after="0" w:line="260" w:lineRule="auto"/>
+            </w:pPr>
+            <w:r>
+              <w:rPr>
+                <w:sz w:val="19"/>
+              </w:rPr>
+              <w:t>Galvan</w:t>
+            </w:r>
+          </w:p>
+        </w:tc>
+      </w:tr>
+      <w:tr>
+        <w:trPr>
+          <w:cantSplit/>
+        </w:trPr>
+        <w:tc>
+          <w:tcPr>
+            <w:tcW w:w="984" w:type="dxa"/>
+            <w:tcMar>
+              <w:top w:w="60" w:type="dxa"/>
+              <w:left w:w="100" w:type="dxa"/>
+              <w:bottom w:w="60" w:type="dxa"/>
+              <w:right w:w="100" w:type="dxa"/>
+            </w:tcMar>
+            <w:vAlign w:val="center"/>
+          </w:tcPr>
+          <w:p>
+            <w:pPr>
+              <w:spacing w:after="0" w:line="260" w:lineRule="auto"/>
+            </w:pPr>
+            <w:r>
+              <w:rPr>
+                <w:sz w:val="19"/>
+              </w:rPr>
+              <w:t>1.1</w:t>
+            </w:r>
+          </w:p>
+        </w:tc>
+        <w:tc>
+          <w:tcPr>
+            <w:tcW w:w="1264" w:type="dxa"/>
+            <w:tcMar>
+              <w:top w:w="60" w:type="dxa"/>
+              <w:left w:w="100" w:type="dxa"/>
+              <w:bottom w:w="60" w:type="dxa"/>
+              <w:right w:w="100" w:type="dxa"/>
+            </w:tcMar>
+            <w:vAlign w:val="center"/>
+          </w:tcPr>
+          <w:p>
+            <w:pPr>
+              <w:spacing w:after="0" w:line="260" w:lineRule="auto"/>
+            </w:pPr>
+            <w:r>
+              <w:rPr>
+                <w:sz w:val="19"/>
+              </w:rPr>
+              <w:t>13/10/2026</w:t>
+            </w:r>
+          </w:p>
+        </w:tc>
+        <w:tc>
+          <w:tcPr>
+            <w:tcW w:w="6067" w:type="dxa"/>
+            <w:tcMar>
+              <w:top w:w="60" w:type="dxa"/>
+              <w:left w:w="100" w:type="dxa"/>
+              <w:bottom w:w="60" w:type="dxa"/>
+              <w:right w:w="100" w:type="dxa"/>
+            </w:tcMar>
+            <w:vAlign w:val="center"/>
+          </w:tcPr>
+          <w:p>
+            <w:pPr>
+              <w:spacing w:after="0" w:line="260" w:lineRule="auto"/>
+            </w:pPr>
+            <w:r>
+              <w:rPr>
+                <w:sz w:val="19"/>
+              </w:rPr>
+              <w:t>Sección 2.3: preguntas abiertas resueltas (decisiones D1 a D9 de reglas-ministerio.md). Sección 2.2: Render en lugar de Vercel (ADR-0009).</w:t>
             </w:r>
           </w:p>
         </w:tc>
